--- a/template/default-template.docx
+++ b/template/default-template.docx
@@ -1,6 +1,6 @@
 
 <file path=word/document.xml><?xml version="1.0" encoding="utf-8"?>
-<w:document xmlns:w="http://schemas.openxmlformats.org/wordprocessingml/2006/main">
+<w:document xmlns:w="http://schemas.openxmlformats.org/wordprocessingml/2006/main" xmlns:r="http://schemas.openxmlformats.org/officeDocument/2006/relationships">
   <w:body>
     <w:p>
       <w:r>
@@ -8,11 +8,108 @@
       </w:r>
     </w:p>
     <w:sectPr>
+      <w:headerReference w:type="default" r:id="rId3"/>
+      <w:footerReference w:type="default" r:id="rId4"/>
       <w:pgSz w:w="11906" w:h="16838"/>
-      <w:pgMar w:top="1440" w:right="1440" w:bottom="1440" w:left="1440" w:header="708" w:footer="708" w:gutter="0"/>
+      <w:pgMar w:top="1134" w:right="1134" w:bottom="1134" w:left="1134" w:header="567" w:footer="567" w:gutter="0"/>
     </w:sectPr>
   </w:body>
 </w:document>
+</file>
+
+<file path=word/footer1.xml><?xml version="1.0" encoding="utf-8"?>
+<w:ftr xmlns:w="http://schemas.openxmlformats.org/wordprocessingml/2006/main">
+  <w:p>
+    <w:pPr>
+      <w:spacing w:before="0" w:after="0" w:line="240" w:lineRule="auto"/>
+      <w:jc w:val="center"/>
+      <w:pBdr>
+        <w:top w:val="single" w:sz="4" w:space="4" w:color="BFBFBF"/>
+      </w:pBdr>
+    </w:pPr>
+    <w:r>
+      <w:rPr>
+        <w:rFonts w:ascii="Calibri" w:hAnsi="Calibri" w:cs="Calibri"/>
+        <w:b w:val="0"/>
+        <w:bCs w:val="0"/>
+        <w:color w:val="44546A"/>
+        <w:sz w:val="16"/>
+        <w:szCs w:val="16"/>
+      </w:rPr>
+      <w:t xml:space="preserve">Accomplishment Report</w:t>
+    </w:r>
+    <w:r>
+      <w:rPr>
+        <w:rFonts w:ascii="Calibri" w:hAnsi="Calibri" w:cs="Calibri"/>
+        <w:b w:val="0"/>
+        <w:bCs w:val="0"/>
+        <w:color w:val="44546A"/>
+        <w:sz w:val="16"/>
+        <w:szCs w:val="16"/>
+      </w:rPr>
+      <w:t xml:space="preserve">   ·   Page </w:t>
+    </w:r>
+    <w:r>
+      <w:fldSimple w:instr=" PAGE ">
+        <w:r>
+          <w:rPr>
+            <w:sz w:val="16"/>
+            <w:szCs w:val="16"/>
+            <w:color w:val="44546A"/>
+          </w:rPr>
+          <w:t>1</w:t>
+        </w:r>
+      </w:fldSimple>
+    </w:r>
+  </w:p>
+</w:ftr>
+</file>
+
+<file path=word/header1.xml><?xml version="1.0" encoding="utf-8"?>
+<w:hdr xmlns:w="http://schemas.openxmlformats.org/wordprocessingml/2006/main">
+  <w:p>
+    <w:pPr>
+      <w:spacing w:before="0" w:after="0" w:line="240" w:lineRule="auto"/>
+      <w:jc w:val="center"/>
+      <w:pBdr>
+        <w:bottom w:val="single" w:sz="4" w:space="4" w:color="BFBFBF"/>
+      </w:pBdr>
+    </w:pPr>
+    <w:r>
+      <w:rPr>
+        <w:rFonts w:ascii="Calibri" w:hAnsi="Calibri" w:cs="Calibri"/>
+        <w:b/>
+        <w:bCs/>
+        <w:color w:val="002060"/>
+        <w:sz w:val="18"/>
+        <w:szCs w:val="18"/>
+      </w:rPr>
+      <w:t xml:space="preserve">Sample Project</w:t>
+    </w:r>
+    <w:r>
+      <w:rPr>
+        <w:rFonts w:ascii="Calibri" w:hAnsi="Calibri" w:cs="Calibri"/>
+        <w:b w:val="0"/>
+        <w:bCs w:val="0"/>
+        <w:color w:val="44546A"/>
+        <w:sz w:val="16"/>
+        <w:szCs w:val="16"/>
+      </w:rPr>
+      <w:t xml:space="preserve">   ·   Accomplishment Report   ·   </w:t>
+    </w:r>
+    <w:r>
+      <w:rPr>
+        <w:rFonts w:ascii="Calibri" w:hAnsi="Calibri" w:cs="Calibri"/>
+        <w:b w:val="0"/>
+        <w:bCs w:val="0"/>
+        <w:color w:val="0078A8"/>
+        <w:sz w:val="16"/>
+        <w:szCs w:val="16"/>
+      </w:rPr>
+      <w:t xml:space="preserve">Sample Period</w:t>
+    </w:r>
+  </w:p>
+</w:hdr>
 </file>
 
 <file path=word/numbering.xml><?xml version="1.0" encoding="utf-8"?>
@@ -43,11 +140,17 @@
   <w:docDefaults>
     <w:rPrDefault>
       <w:rPr>
-        <w:rFonts w:ascii="Arial" w:hAnsi="Arial" w:eastAsia="Arial" w:cs="Arial"/>
-        <w:sz w:val="20"/>
-        <w:szCs w:val="20"/>
+        <w:rFonts w:ascii="Calibri" w:hAnsi="Calibri" w:cs="Calibri"/>
+        <w:sz w:val="22"/>
+        <w:szCs w:val="22"/>
+        <w:lang w:val="en-US"/>
       </w:rPr>
     </w:rPrDefault>
+    <w:pPrDefault>
+      <w:pPr>
+        <w:spacing w:after="120" w:line="276" w:lineRule="auto"/>
+      </w:pPr>
+    </w:pPrDefault>
   </w:docDefaults>
   <w:style w:type="paragraph" w:styleId="Normal" w:default="1">
     <w:name w:val="Normal"/>
